--- a/docs/user-guides/04-Projects-User-Guide.docx
+++ b/docs/user-guides/04-Projects-User-Guide.docx
@@ -157,7 +157,7 @@
           <w:sz w:val="22"/>
           <w:szCs w:val="22"/>
         </w:rPr>
-        <w:t xml:space="preserve">Version 1.0  |  March 2026</w:t>
+        <w:t xml:space="preserve">Version 2.0  |  March 2026</w:t>
       </w:r>
     </w:p>
     <w:p>
